--- a/marketing/instagram-ad-pack/00-word-documents/01 - How to run the ads.docx
+++ b/marketing/instagram-ad-pack/00-word-documents/01 - How to run the ads.docx
@@ -205,7 +205,7 @@
               <w:rPr>
                 <w:rStyle w:val="VerbatimChar"/>
               </w:rPr>
-              <w:t xml:space="preserve">00-preview/</w:t>
+              <w:t xml:space="preserve">00-word-documents/</w:t>
             </w:r>
           </w:p>
         </w:tc>
@@ -219,7 +219,17 @@
               <w:jc w:val="left"/>
             </w:pPr>
             <w:r>
-              <w:t xml:space="preserve">Contact sheets of all creatives (feed, stories, carousels, highlights), for a quick look</w:t>
+              <w:rPr>
+                <w:bCs/>
+                <w:b/>
+              </w:rPr>
+              <w:t xml:space="preserve">These guides as Word files</w:t>
+            </w:r>
+            <w:r>
+              <w:t xml:space="preserve"> </w:t>
+            </w:r>
+            <w:r>
+              <w:t xml:space="preserve">(how to run the ads, ad copy, organic plan, 90-day launch playbook)</w:t>
             </w:r>
           </w:p>
         </w:tc>
@@ -238,7 +248,7 @@
               <w:rPr>
                 <w:rStyle w:val="VerbatimChar"/>
               </w:rPr>
-              <w:t xml:space="preserve">01-feed-ads/</w:t>
+              <w:t xml:space="preserve">00-preview/</w:t>
             </w:r>
           </w:p>
         </w:tc>
@@ -252,39 +262,7 @@
               <w:jc w:val="left"/>
             </w:pPr>
             <w:r>
-              <w:t xml:space="preserve">14 feed ads, 1080×1350 (4:5): two versions per service.</w:t>
-            </w:r>
-            <w:r>
-              <w:t xml:space="preserve"> </w:t>
-            </w:r>
-            <w:r>
-              <w:rPr>
-                <w:bCs/>
-                <w:b/>
-              </w:rPr>
-              <w:t xml:space="preserve">A = light</w:t>
-            </w:r>
-            <w:r>
-              <w:t xml:space="preserve"> </w:t>
-            </w:r>
-            <w:r>
-              <w:t xml:space="preserve">(the service as a specimen sheet),</w:t>
-            </w:r>
-            <w:r>
-              <w:t xml:space="preserve"> </w:t>
-            </w:r>
-            <w:r>
-              <w:rPr>
-                <w:bCs/>
-                <w:b/>
-              </w:rPr>
-              <w:t xml:space="preserve">B = dark</w:t>
-            </w:r>
-            <w:r>
-              <w:t xml:space="preserve"> </w:t>
-            </w:r>
-            <w:r>
-              <w:t xml:space="preserve">(Pranav’s photo + the service)</w:t>
+              <w:t xml:space="preserve">Contact sheets of all creatives (feed, stories, carousels, highlights), for a quick look</w:t>
             </w:r>
           </w:p>
         </w:tc>
@@ -303,7 +281,7 @@
               <w:rPr>
                 <w:rStyle w:val="VerbatimChar"/>
               </w:rPr>
-              <w:t xml:space="preserve">02-story-reel-ads/</w:t>
+              <w:t xml:space="preserve">01-feed-ads/</w:t>
             </w:r>
           </w:p>
         </w:tc>
@@ -317,7 +295,39 @@
               <w:jc w:val="left"/>
             </w:pPr>
             <w:r>
-              <w:t xml:space="preserve">7 Stories/Reels ads, 1080×1920 (9:16), bottom area kept clear for Instagram’s button</w:t>
+              <w:t xml:space="preserve">14 feed ads, 1080×1350 (4:5): two versions per service.</w:t>
+            </w:r>
+            <w:r>
+              <w:t xml:space="preserve"> </w:t>
+            </w:r>
+            <w:r>
+              <w:rPr>
+                <w:bCs/>
+                <w:b/>
+              </w:rPr>
+              <w:t xml:space="preserve">A = light</w:t>
+            </w:r>
+            <w:r>
+              <w:t xml:space="preserve"> </w:t>
+            </w:r>
+            <w:r>
+              <w:t xml:space="preserve">(the service as a specimen sheet),</w:t>
+            </w:r>
+            <w:r>
+              <w:t xml:space="preserve"> </w:t>
+            </w:r>
+            <w:r>
+              <w:rPr>
+                <w:bCs/>
+                <w:b/>
+              </w:rPr>
+              <w:t xml:space="preserve">B = dark</w:t>
+            </w:r>
+            <w:r>
+              <w:t xml:space="preserve"> </w:t>
+            </w:r>
+            <w:r>
+              <w:t xml:space="preserve">(Pranav’s photo + the service)</w:t>
             </w:r>
           </w:p>
         </w:tc>
@@ -336,7 +346,7 @@
               <w:rPr>
                 <w:rStyle w:val="VerbatimChar"/>
               </w:rPr>
-              <w:t xml:space="preserve">03-carousel-launch/</w:t>
+              <w:t xml:space="preserve">02-story-reel-ads/</w:t>
             </w:r>
           </w:p>
         </w:tc>
@@ -350,7 +360,7 @@
               <w:jc w:val="left"/>
             </w:pPr>
             <w:r>
-              <w:t xml:space="preserve">6-slide “Introducing Aligned by Pranav” carousel (first post, also usable as an ad)</w:t>
+              <w:t xml:space="preserve">7 Stories/Reels ads, 1080×1920 (9:16), bottom area kept clear for Instagram’s button</w:t>
             </w:r>
           </w:p>
         </w:tc>
@@ -369,7 +379,7 @@
               <w:rPr>
                 <w:rStyle w:val="VerbatimChar"/>
               </w:rPr>
-              <w:t xml:space="preserve">04-carousel-signature/</w:t>
+              <w:t xml:space="preserve">03-carousel-launch/</w:t>
             </w:r>
           </w:p>
         </w:tc>
@@ -383,7 +393,7 @@
               <w:jc w:val="left"/>
             </w:pPr>
             <w:r>
-              <w:t xml:space="preserve">6-slide educational carousel: what a graphologist looks at in a signature</w:t>
+              <w:t xml:space="preserve">6-slide “Introducing Aligned by Pranav” carousel (first post, also usable as an ad)</w:t>
             </w:r>
           </w:p>
         </w:tc>
@@ -402,7 +412,7 @@
               <w:rPr>
                 <w:rStyle w:val="VerbatimChar"/>
               </w:rPr>
-              <w:t xml:space="preserve">05-carousel-logo/</w:t>
+              <w:t xml:space="preserve">04-carousel-signature/</w:t>
             </w:r>
           </w:p>
         </w:tc>
@@ -416,7 +426,7 @@
               <w:jc w:val="left"/>
             </w:pPr>
             <w:r>
-              <w:t xml:space="preserve">6-slide educational carousel: four ways to look again at your logo</w:t>
+              <w:t xml:space="preserve">6-slide educational carousel: what a graphologist looks at in a signature</w:t>
             </w:r>
           </w:p>
         </w:tc>
@@ -435,7 +445,7 @@
               <w:rPr>
                 <w:rStyle w:val="VerbatimChar"/>
               </w:rPr>
-              <w:t xml:space="preserve">06-quote-posts/</w:t>
+              <w:t xml:space="preserve">05-carousel-logo/</w:t>
             </w:r>
           </w:p>
         </w:tc>
@@ -449,7 +459,7 @@
               <w:jc w:val="left"/>
             </w:pPr>
             <w:r>
-              <w:t xml:space="preserve">3 quote posts</w:t>
+              <w:t xml:space="preserve">6-slide educational carousel: four ways to look again at your logo</w:t>
             </w:r>
           </w:p>
         </w:tc>
@@ -468,7 +478,7 @@
               <w:rPr>
                 <w:rStyle w:val="VerbatimChar"/>
               </w:rPr>
-              <w:t xml:space="preserve">07-highlight-covers/</w:t>
+              <w:t xml:space="preserve">06-quote-posts/</w:t>
             </w:r>
           </w:p>
         </w:tc>
@@ -482,37 +492,7 @@
               <w:jc w:val="left"/>
             </w:pPr>
             <w:r>
-              <w:t xml:space="preserve">8 Story Highlight covers (“about” uses Pranav’s photo) + two profile pictures:</w:t>
-            </w:r>
-            <w:r>
-              <w:t xml:space="preserve"> </w:t>
-            </w:r>
-            <w:r>
-              <w:rPr>
-                <w:rStyle w:val="VerbatimChar"/>
-              </w:rPr>
-              <w:t xml:space="preserve">profile-picture.png</w:t>
-            </w:r>
-            <w:r>
-              <w:t xml:space="preserve"> </w:t>
-            </w:r>
-            <w:r>
-              <w:t xml:space="preserve">(Pranav’s photo, recommended) and</w:t>
-            </w:r>
-            <w:r>
-              <w:t xml:space="preserve"> </w:t>
-            </w:r>
-            <w:r>
-              <w:rPr>
-                <w:rStyle w:val="VerbatimChar"/>
-              </w:rPr>
-              <w:t xml:space="preserve">profile-picture-mark.png</w:t>
-            </w:r>
-            <w:r>
-              <w:t xml:space="preserve"> </w:t>
-            </w:r>
-            <w:r>
-              <w:t xml:space="preserve">(handwritten “a” logo)</w:t>
+              <w:t xml:space="preserve">3 quote posts</w:t>
             </w:r>
           </w:p>
         </w:tc>
@@ -531,7 +511,7 @@
               <w:rPr>
                 <w:rStyle w:val="VerbatimChar"/>
               </w:rPr>
-              <w:t xml:space="preserve">_generator/</w:t>
+              <w:t xml:space="preserve">07-highlight-covers/</w:t>
             </w:r>
           </w:p>
         </w:tc>
@@ -545,7 +525,37 @@
               <w:jc w:val="left"/>
             </w:pPr>
             <w:r>
-              <w:t xml:space="preserve">The script that renders every image from the website’s fonts, illustrations and photo</w:t>
+              <w:t xml:space="preserve">8 Story Highlight covers (“about” uses Pranav’s photo) + two profile pictures:</w:t>
+            </w:r>
+            <w:r>
+              <w:t xml:space="preserve"> </w:t>
+            </w:r>
+            <w:r>
+              <w:rPr>
+                <w:rStyle w:val="VerbatimChar"/>
+              </w:rPr>
+              <w:t xml:space="preserve">profile-picture.png</w:t>
+            </w:r>
+            <w:r>
+              <w:t xml:space="preserve"> </w:t>
+            </w:r>
+            <w:r>
+              <w:t xml:space="preserve">(Pranav’s photo, recommended) and</w:t>
+            </w:r>
+            <w:r>
+              <w:t xml:space="preserve"> </w:t>
+            </w:r>
+            <w:r>
+              <w:rPr>
+                <w:rStyle w:val="VerbatimChar"/>
+              </w:rPr>
+              <w:t xml:space="preserve">profile-picture-mark.png</w:t>
+            </w:r>
+            <w:r>
+              <w:t xml:space="preserve"> </w:t>
+            </w:r>
+            <w:r>
+              <w:t xml:space="preserve">(handwritten “a” logo)</w:t>
             </w:r>
           </w:p>
         </w:tc>
@@ -561,7 +571,10 @@
               <w:jc w:val="left"/>
             </w:pPr>
             <w:r>
-              <w:t xml:space="preserve">“02 - Ad copy for every service”</w:t>
+              <w:rPr>
+                <w:rStyle w:val="VerbatimChar"/>
+              </w:rPr>
+              <w:t xml:space="preserve">08-free-watch-check/</w:t>
             </w:r>
           </w:p>
         </w:tc>
@@ -575,7 +588,7 @@
               <w:jc w:val="left"/>
             </w:pPr>
             <w:r>
-              <w:t xml:space="preserve">Primary text, headlines, CTAs, WhatsApp messages and links for every ad</w:t>
+              <w:t xml:space="preserve">Feed and Story ads for the free Watch Specimen Check, plus an example sheet to post</w:t>
             </w:r>
           </w:p>
         </w:tc>
@@ -591,7 +604,10 @@
               <w:jc w:val="left"/>
             </w:pPr>
             <w:r>
-              <w:t xml:space="preserve">“03 - Organic posting plan”</w:t>
+              <w:rPr>
+                <w:rStyle w:val="VerbatimChar"/>
+              </w:rPr>
+              <w:t xml:space="preserve">_generator/</w:t>
             </w:r>
           </w:p>
         </w:tc>
@@ -605,7 +621,67 @@
               <w:jc w:val="left"/>
             </w:pPr>
             <w:r>
-              <w:t xml:space="preserve">4-week posting calendar, captions, hashtags, Stories and 7 Reel scripts</w:t>
+              <w:t xml:space="preserve">The script that renders every image from the website’s fonts, illustrations and photo</w:t>
+            </w:r>
+          </w:p>
+        </w:tc>
+      </w:tr>
+      <w:tr>
+        <w:tc>
+          <w:tcPr>
+            <w:tcW w:type="dxa" w:w="2528"/>
+          </w:tcPr>
+          <w:p>
+            <w:pPr>
+              <w:pStyle w:val="Compact"/>
+              <w:jc w:val="left"/>
+            </w:pPr>
+            <w:r>
+              <w:t xml:space="preserve">“02 - Ad copy for every service”</w:t>
+            </w:r>
+          </w:p>
+        </w:tc>
+        <w:tc>
+          <w:tcPr>
+            <w:tcW w:type="dxa" w:w="7110"/>
+          </w:tcPr>
+          <w:p>
+            <w:pPr>
+              <w:pStyle w:val="Compact"/>
+              <w:jc w:val="left"/>
+            </w:pPr>
+            <w:r>
+              <w:t xml:space="preserve">Primary text, headlines, CTAs, WhatsApp messages and links for every ad</w:t>
+            </w:r>
+          </w:p>
+        </w:tc>
+      </w:tr>
+      <w:tr>
+        <w:tc>
+          <w:tcPr>
+            <w:tcW w:type="dxa" w:w="2528"/>
+          </w:tcPr>
+          <w:p>
+            <w:pPr>
+              <w:pStyle w:val="Compact"/>
+              <w:jc w:val="left"/>
+            </w:pPr>
+            <w:r>
+              <w:t xml:space="preserve">“03 - Organic posting plan”</w:t>
+            </w:r>
+          </w:p>
+        </w:tc>
+        <w:tc>
+          <w:tcPr>
+            <w:tcW w:type="dxa" w:w="7110"/>
+          </w:tcPr>
+          <w:p>
+            <w:pPr>
+              <w:pStyle w:val="Compact"/>
+              <w:jc w:val="left"/>
+            </w:pPr>
+            <w:r>
+              <w:t xml:space="preserve">4-week posting calendar, captions, hashtags, Stories and 8 Reel scripts</w:t>
             </w:r>
           </w:p>
         </w:tc>

--- a/marketing/instagram-ad-pack/00-word-documents/01 - How to run the ads.docx
+++ b/marketing/instagram-ad-pack/00-word-documents/01 - How to run the ads.docx
@@ -589,6 +589,39 @@
             </w:pPr>
             <w:r>
               <w:t xml:space="preserve">Feed and Story ads for the free Watch Specimen Check, plus an example sheet to post</w:t>
+            </w:r>
+          </w:p>
+        </w:tc>
+      </w:tr>
+      <w:tr>
+        <w:tc>
+          <w:tcPr>
+            <w:tcW w:type="dxa" w:w="2528"/>
+          </w:tcPr>
+          <w:p>
+            <w:pPr>
+              <w:pStyle w:val="Compact"/>
+              <w:jc w:val="left"/>
+            </w:pPr>
+            <w:r>
+              <w:rPr>
+                <w:rStyle w:val="VerbatimChar"/>
+              </w:rPr>
+              <w:t xml:space="preserve">09-free-signature-check/</w:t>
+            </w:r>
+          </w:p>
+        </w:tc>
+        <w:tc>
+          <w:tcPr>
+            <w:tcW w:type="dxa" w:w="7110"/>
+          </w:tcPr>
+          <w:p>
+            <w:pPr>
+              <w:pStyle w:val="Compact"/>
+              <w:jc w:val="left"/>
+            </w:pPr>
+            <w:r>
+              <w:t xml:space="preserve">Feed and Story ads for the free Signature Specimen Check, plus example specimen and practice sheets (“Your Name”) to post</w:t>
             </w:r>
           </w:p>
         </w:tc>
